--- a/отчеты/отчет по 2 лабе.docx
+++ b/отчеты/отчет по 2 лабе.docx
@@ -365,7 +365,7 @@
           <w:sz w:val="28"/>
           <w:szCs w:val="28"/>
         </w:rPr>
-        <w:t>1</w:t>
+        <w:t>2</w:t>
       </w:r>
     </w:p>
     <w:p>
@@ -394,26 +394,65 @@
           <w:b/>
           <w:sz w:val="28"/>
           <w:szCs w:val="28"/>
-          <w:lang w:val="en-US"/>
-        </w:rPr>
-        <w:t>Activity</w:t>
-      </w:r>
+        </w:rPr>
+        <w:t>Фрагменты (</w:t>
+      </w:r>
+      <w:proofErr w:type="spellStart"/>
       <w:r>
         <w:rPr>
           <w:b/>
           <w:sz w:val="28"/>
           <w:szCs w:val="28"/>
         </w:rPr>
+        <w:t>Fragment</w:t>
+      </w:r>
+      <w:proofErr w:type="spellEnd"/>
+      <w:r>
+        <w:rPr>
+          <w:b/>
+          <w:sz w:val="28"/>
+          <w:szCs w:val="28"/>
+        </w:rPr>
         <w:t xml:space="preserve"> </w:t>
       </w:r>
+      <w:proofErr w:type="spellStart"/>
       <w:r>
         <w:rPr>
           <w:b/>
           <w:sz w:val="28"/>
           <w:szCs w:val="28"/>
         </w:rPr>
-        <w:t>и его жизненный цикл</w:t>
-      </w:r>
+        <w:t>vs</w:t>
+      </w:r>
+      <w:proofErr w:type="spellEnd"/>
+      <w:r>
+        <w:rPr>
+          <w:b/>
+          <w:sz w:val="28"/>
+          <w:szCs w:val="28"/>
+        </w:rPr>
+        <w:t xml:space="preserve"> </w:t>
+      </w:r>
+      <w:proofErr w:type="spellStart"/>
+      <w:r>
+        <w:rPr>
+          <w:b/>
+          <w:sz w:val="28"/>
+          <w:szCs w:val="28"/>
+        </w:rPr>
+        <w:t>Composable</w:t>
+      </w:r>
+      <w:proofErr w:type="spellEnd"/>
+      <w:r>
+        <w:rPr>
+          <w:b/>
+          <w:sz w:val="28"/>
+          <w:szCs w:val="28"/>
+        </w:rPr>
+        <w:t>-функции) и их жизненный цикл</w:t>
+      </w:r>
+      <w:bookmarkStart w:id="0" w:name="_GoBack"/>
+      <w:bookmarkEnd w:id="0"/>
       <w:r>
         <w:rPr>
           <w:rStyle w:val="eop"/>
@@ -1627,8 +1666,8 @@
           <w:szCs w:val="28"/>
         </w:rPr>
       </w:pPr>
-      <w:bookmarkStart w:id="0" w:name="_Toc178070814"/>
-      <w:bookmarkStart w:id="1" w:name="_Toc242712790"/>
+      <w:bookmarkStart w:id="1" w:name="_Toc178070814"/>
+      <w:bookmarkStart w:id="2" w:name="_Toc242712790"/>
       <w:r>
         <w:rPr>
           <w:rFonts w:ascii="Times New Roman" w:hAnsi="Times New Roman" w:cs="Times New Roman"/>
@@ -1638,7 +1677,7 @@
         <w:lastRenderedPageBreak/>
         <w:t>Задани</w:t>
       </w:r>
-      <w:bookmarkEnd w:id="0"/>
+      <w:bookmarkEnd w:id="1"/>
       <w:r>
         <w:rPr>
           <w:rFonts w:ascii="Times New Roman" w:hAnsi="Times New Roman" w:cs="Times New Roman"/>
@@ -1647,7 +1686,7 @@
         </w:rPr>
         <w:t>я</w:t>
       </w:r>
-      <w:bookmarkEnd w:id="1"/>
+      <w:bookmarkEnd w:id="2"/>
     </w:p>
     <w:p>
       <w:pPr>
@@ -1774,8 +1813,19 @@
           <w:szCs w:val="28"/>
           <w:lang w:val="en-US"/>
         </w:rPr>
-        <w:t xml:space="preserve"> RegistrationFragment</w:t>
-      </w:r>
+        <w:t xml:space="preserve"> </w:t>
+      </w:r>
+      <w:proofErr w:type="spellStart"/>
+      <w:r>
+        <w:rPr>
+          <w:rFonts w:ascii="Times New Roman" w:hAnsi="Times New Roman" w:cs="Times New Roman"/>
+          <w:sz w:val="28"/>
+          <w:szCs w:val="28"/>
+          <w:lang w:val="en-US"/>
+        </w:rPr>
+        <w:t>RegistrationFragment</w:t>
+      </w:r>
+      <w:proofErr w:type="spellEnd"/>
     </w:p>
     <w:p>
       <w:pPr>
@@ -1829,8 +1879,19 @@
           <w:szCs w:val="28"/>
           <w:lang w:val="en-US"/>
         </w:rPr>
-        <w:t xml:space="preserve"> ContentFragment</w:t>
-      </w:r>
+        <w:t xml:space="preserve"> </w:t>
+      </w:r>
+      <w:proofErr w:type="spellStart"/>
+      <w:r>
+        <w:rPr>
+          <w:rFonts w:ascii="Times New Roman" w:hAnsi="Times New Roman" w:cs="Times New Roman"/>
+          <w:sz w:val="28"/>
+          <w:szCs w:val="28"/>
+          <w:lang w:val="en-US"/>
+        </w:rPr>
+        <w:t>ContentFragment</w:t>
+      </w:r>
+      <w:proofErr w:type="spellEnd"/>
     </w:p>
     <w:p>
       <w:pPr>
@@ -1884,7 +1945,27 @@
           <w:szCs w:val="28"/>
           <w:lang w:val="en-US"/>
         </w:rPr>
-        <w:t xml:space="preserve"> SettingsFragment (+</w:t>
+        <w:t xml:space="preserve"> </w:t>
+      </w:r>
+      <w:proofErr w:type="spellStart"/>
+      <w:r>
+        <w:rPr>
+          <w:rFonts w:ascii="Times New Roman" w:hAnsi="Times New Roman" w:cs="Times New Roman"/>
+          <w:sz w:val="28"/>
+          <w:szCs w:val="28"/>
+          <w:lang w:val="en-US"/>
+        </w:rPr>
+        <w:t>SettingsFragment</w:t>
+      </w:r>
+      <w:proofErr w:type="spellEnd"/>
+      <w:r>
+        <w:rPr>
+          <w:rFonts w:ascii="Times New Roman" w:hAnsi="Times New Roman" w:cs="Times New Roman"/>
+          <w:sz w:val="28"/>
+          <w:szCs w:val="28"/>
+          <w:lang w:val="en-US"/>
+        </w:rPr>
+        <w:t xml:space="preserve"> (+</w:t>
       </w:r>
       <w:r>
         <w:rPr>
@@ -2227,7 +2308,7 @@
           <w:szCs w:val="28"/>
         </w:rPr>
       </w:pPr>
-      <w:bookmarkStart w:id="2" w:name="_Toc242712791"/>
+      <w:bookmarkStart w:id="3" w:name="_Toc242712791"/>
       <w:r>
         <w:rPr>
           <w:rFonts w:ascii="Times New Roman" w:hAnsi="Times New Roman" w:cs="Times New Roman"/>
@@ -2254,7 +2335,7 @@
         </w:rPr>
         <w:t xml:space="preserve"> в фрагменты</w:t>
       </w:r>
-      <w:bookmarkEnd w:id="2"/>
+      <w:bookmarkEnd w:id="3"/>
     </w:p>
     <w:p>
       <w:pPr>
@@ -2461,13 +2542,23 @@
                 <w:szCs w:val="28"/>
               </w:rPr>
             </w:pPr>
-            <w:r>
-              <w:rPr>
-                <w:rFonts w:ascii="Times New Roman" w:hAnsi="Times New Roman" w:cs="Times New Roman"/>
-                <w:sz w:val="28"/>
-                <w:szCs w:val="28"/>
-              </w:rPr>
-              <w:t xml:space="preserve">class </w:t>
+            <w:proofErr w:type="spellStart"/>
+            <w:r>
+              <w:rPr>
+                <w:rFonts w:ascii="Times New Roman" w:hAnsi="Times New Roman" w:cs="Times New Roman"/>
+                <w:sz w:val="28"/>
+                <w:szCs w:val="28"/>
+              </w:rPr>
+              <w:t>class</w:t>
+            </w:r>
+            <w:proofErr w:type="spellEnd"/>
+            <w:r>
+              <w:rPr>
+                <w:rFonts w:ascii="Times New Roman" w:hAnsi="Times New Roman" w:cs="Times New Roman"/>
+                <w:sz w:val="28"/>
+                <w:szCs w:val="28"/>
+              </w:rPr>
+              <w:t xml:space="preserve"> </w:t>
             </w:r>
             <w:proofErr w:type="spellStart"/>
             <w:r>
@@ -2621,6 +2712,7 @@
                 <w:rFonts w:ascii="Times New Roman" w:hAnsi="Times New Roman" w:cs="Times New Roman"/>
                 <w:sz w:val="28"/>
                 <w:szCs w:val="28"/>
+                <w:lang w:val="en-US"/>
               </w:rPr>
             </w:pPr>
             <w:proofErr w:type="spellStart"/>
@@ -2629,6 +2721,7 @@
                 <w:rFonts w:ascii="Times New Roman" w:hAnsi="Times New Roman" w:cs="Times New Roman"/>
                 <w:sz w:val="28"/>
                 <w:szCs w:val="28"/>
+                <w:lang w:val="en-US"/>
               </w:rPr>
               <w:t>setContentView</w:t>
             </w:r>
@@ -2638,6 +2731,7 @@
                 <w:rFonts w:ascii="Times New Roman" w:hAnsi="Times New Roman" w:cs="Times New Roman"/>
                 <w:sz w:val="28"/>
                 <w:szCs w:val="28"/>
+                <w:lang w:val="en-US"/>
               </w:rPr>
               <w:t>(</w:t>
             </w:r>
@@ -2647,6 +2741,7 @@
                 <w:rFonts w:ascii="Times New Roman" w:hAnsi="Times New Roman" w:cs="Times New Roman"/>
                 <w:sz w:val="28"/>
                 <w:szCs w:val="28"/>
+                <w:lang w:val="en-US"/>
               </w:rPr>
               <w:t>R.layout.activity_start</w:t>
             </w:r>
@@ -2656,6 +2751,7 @@
                 <w:rFonts w:ascii="Times New Roman" w:hAnsi="Times New Roman" w:cs="Times New Roman"/>
                 <w:sz w:val="28"/>
                 <w:szCs w:val="28"/>
+                <w:lang w:val="en-US"/>
               </w:rPr>
               <w:t>)</w:t>
             </w:r>
@@ -2757,6 +2853,7 @@
                 <w:rFonts w:ascii="Times New Roman" w:hAnsi="Times New Roman" w:cs="Times New Roman"/>
                 <w:sz w:val="28"/>
                 <w:szCs w:val="28"/>
+                <w:lang w:val="en-US"/>
               </w:rPr>
             </w:pPr>
             <w:proofErr w:type="spellStart"/>
@@ -2765,6 +2862,7 @@
                 <w:rFonts w:ascii="Times New Roman" w:hAnsi="Times New Roman" w:cs="Times New Roman"/>
                 <w:sz w:val="28"/>
                 <w:szCs w:val="28"/>
+                <w:lang w:val="en-US"/>
               </w:rPr>
               <w:t>findViewById</w:t>
             </w:r>
@@ -2774,8 +2872,9 @@
                 <w:rFonts w:ascii="Times New Roman" w:hAnsi="Times New Roman" w:cs="Times New Roman"/>
                 <w:sz w:val="28"/>
                 <w:szCs w:val="28"/>
-              </w:rPr>
-              <w:t>&lt;</w:t>
+                <w:lang w:val="en-US"/>
+              </w:rPr>
+              <w:t>&lt;Button&gt;(</w:t>
             </w:r>
             <w:proofErr w:type="spellStart"/>
             <w:r>
@@ -2783,8 +2882,9 @@
                 <w:rFonts w:ascii="Times New Roman" w:hAnsi="Times New Roman" w:cs="Times New Roman"/>
                 <w:sz w:val="28"/>
                 <w:szCs w:val="28"/>
-              </w:rPr>
-              <w:t>Button</w:t>
+                <w:lang w:val="en-US"/>
+              </w:rPr>
+              <w:t>R.id.btn_login</w:t>
             </w:r>
             <w:proofErr w:type="spellEnd"/>
             <w:r>
@@ -2792,24 +2892,7 @@
                 <w:rFonts w:ascii="Times New Roman" w:hAnsi="Times New Roman" w:cs="Times New Roman"/>
                 <w:sz w:val="28"/>
                 <w:szCs w:val="28"/>
-              </w:rPr>
-              <w:t>&gt;(</w:t>
-            </w:r>
-            <w:proofErr w:type="spellStart"/>
-            <w:r>
-              <w:rPr>
-                <w:rFonts w:ascii="Times New Roman" w:hAnsi="Times New Roman" w:cs="Times New Roman"/>
-                <w:sz w:val="28"/>
-                <w:szCs w:val="28"/>
-              </w:rPr>
-              <w:t>R.id.btn_login</w:t>
-            </w:r>
-            <w:proofErr w:type="spellEnd"/>
-            <w:r>
-              <w:rPr>
-                <w:rFonts w:ascii="Times New Roman" w:hAnsi="Times New Roman" w:cs="Times New Roman"/>
-                <w:sz w:val="28"/>
-                <w:szCs w:val="28"/>
+                <w:lang w:val="en-US"/>
               </w:rPr>
               <w:t>)</w:t>
             </w:r>
@@ -3393,7 +3476,7 @@
           <w:szCs w:val="28"/>
         </w:rPr>
       </w:pPr>
-      <w:bookmarkStart w:id="3" w:name="_Toc242712792"/>
+      <w:bookmarkStart w:id="4" w:name="_Toc242712792"/>
       <w:r>
         <w:rPr>
           <w:rFonts w:ascii="Times New Roman" w:hAnsi="Times New Roman" w:cs="Times New Roman"/>
@@ -3402,7 +3485,7 @@
         </w:rPr>
         <w:t>Навигация между фрагментами</w:t>
       </w:r>
-      <w:bookmarkEnd w:id="3"/>
+      <w:bookmarkEnd w:id="4"/>
     </w:p>
     <w:p>
       <w:pPr>
@@ -4810,7 +4893,7 @@
           <w:szCs w:val="28"/>
         </w:rPr>
       </w:pPr>
-      <w:bookmarkStart w:id="4" w:name="_Toc242712793"/>
+      <w:bookmarkStart w:id="5" w:name="_Toc242712793"/>
       <w:r>
         <w:rPr>
           <w:rFonts w:ascii="Times New Roman" w:hAnsi="Times New Roman" w:cs="Times New Roman"/>
@@ -4822,7 +4905,7 @@
         <w:lastRenderedPageBreak/>
         <w:t>Приложение А</w:t>
       </w:r>
-      <w:bookmarkEnd w:id="4"/>
+      <w:bookmarkEnd w:id="5"/>
     </w:p>
     <w:p>
       <w:pPr>
@@ -4866,8 +4949,6 @@
         </w:rPr>
         <w:t>https://github.com/VaryaKurtseva/AndroidLab/tree/main/MySecondLab</w:t>
       </w:r>
-      <w:bookmarkStart w:id="5" w:name="_GoBack"/>
-      <w:bookmarkEnd w:id="5"/>
     </w:p>
     <w:sectPr>
       <w:headerReference w:type="default" r:id="rId14"/>
@@ -4938,7 +5019,7 @@
           <w:rPr>
             <w:noProof/>
           </w:rPr>
-          <w:t>12</w:t>
+          <w:t>2</w:t>
         </w:r>
         <w:r>
           <w:fldChar w:fldCharType="end"/>
@@ -9607,7 +9688,7 @@
 </file>
 
 <file path=customXml/itemProps1.xml><?xml version="1.0" encoding="utf-8"?>
-<ds:datastoreItem xmlns:ds="http://schemas.openxmlformats.org/officeDocument/2006/customXml" ds:itemID="{BC0C209C-E776-4CCE-940B-AD1F9908F127}">
+<ds:datastoreItem xmlns:ds="http://schemas.openxmlformats.org/officeDocument/2006/customXml" ds:itemID="{BD9B5A5D-7B34-4D14-B8DA-88C0E6CC7BD7}">
   <ds:schemaRefs>
     <ds:schemaRef ds:uri="http://schemas.openxmlformats.org/officeDocument/2006/bibliography"/>
   </ds:schemaRefs>
